--- a/text/Рецензия_маг_Тураносов_КВ.docx
+++ b/text/Рецензия_маг_Тураносов_КВ.docx
@@ -1,6 +1,6 @@
 
 <file path=word/document.xml><?xml version="1.0" encoding="utf-8"?>
-<w:document xmlns:wpc="http://schemas.microsoft.com/office/word/2010/wordprocessingCanvas" xmlns:cx="http://schemas.microsoft.com/office/drawing/2014/chartex" xmlns:cx1="http://schemas.microsoft.com/office/drawing/2015/9/8/chartex" xmlns:cx2="http://schemas.microsoft.com/office/drawing/2015/10/21/chartex" xmlns:cx3="http://schemas.microsoft.com/office/drawing/2016/5/9/chartex" xmlns:cx4="http://schemas.microsoft.com/office/drawing/2016/5/10/chartex" xmlns:cx5="http://schemas.microsoft.com/office/drawing/2016/5/11/chartex" xmlns:cx6="http://schemas.microsoft.com/office/drawing/2016/5/12/chartex" xmlns:cx7="http://schemas.microsoft.com/office/drawing/2016/5/13/chartex" xmlns:cx8="http://schemas.microsoft.com/office/drawing/2016/5/14/chartex" xmlns:mc="http://schemas.openxmlformats.org/markup-compatibility/2006" xmlns:aink="http://schemas.microsoft.com/office/drawing/2016/ink" xmlns:am3d="http://schemas.microsoft.com/office/drawing/2017/model3d" xmlns:o="urn:schemas-microsoft-com:office:office" xmlns:oel="http://schemas.microsoft.com/office/2019/extlst" xmlns:r="http://schemas.openxmlformats.org/officeDocument/2006/relationships" xmlns:m="http://schemas.openxmlformats.org/officeDocument/2006/math" xmlns:v="urn:schemas-microsoft-com:vml" xmlns:wp14="http://schemas.microsoft.com/office/word/2010/wordprocessingDrawing" xmlns:wp="http://schemas.openxmlformats.org/drawingml/2006/wordprocessingDrawing" xmlns:w10="urn:schemas-microsoft-com:office:word" xmlns:w="http://schemas.openxmlformats.org/wordprocessingml/2006/main" xmlns:w14="http://schemas.microsoft.com/office/word/2010/wordml" xmlns:w15="http://schemas.microsoft.com/office/word/2012/wordml" xmlns:w16cex="http://schemas.microsoft.com/office/word/2018/wordml/cex" xmlns:w16cid="http://schemas.microsoft.com/office/word/2016/wordml/cid" xmlns:w16="http://schemas.microsoft.com/office/word/2018/wordml" xmlns:w16du="http://schemas.microsoft.com/office/word/2023/wordml/word16du" xmlns:w16sdtdh="http://schemas.microsoft.com/office/word/2020/wordml/sdtdatahash" xmlns:w16sdtfl="http://schemas.microsoft.com/office/word/2024/wordml/sdtformatlock" xmlns:w16se="http://schemas.microsoft.com/office/word/2015/wordml/symex" xmlns:wpg="http://schemas.microsoft.com/office/word/2010/wordprocessingGroup" xmlns:wpi="http://schemas.microsoft.com/office/word/2010/wordprocessingInk" xmlns:wne="http://schemas.microsoft.com/office/word/2006/wordml" xmlns:wps="http://schemas.microsoft.com/office/word/2010/wordprocessingShape" mc:Ignorable="w14 w15 w16se w16cid w16 w16cex w16sdtdh w16sdtfl w16du wp14">
+<w:document xmlns:wpc="http://schemas.microsoft.com/office/word/2010/wordprocessingCanvas" xmlns:cx="http://schemas.microsoft.com/office/drawing/2014/chartex" xmlns:cx1="http://schemas.microsoft.com/office/drawing/2015/9/8/chartex" xmlns:cx2="http://schemas.microsoft.com/office/drawing/2015/10/21/chartex" xmlns:cx3="http://schemas.microsoft.com/office/drawing/2016/5/9/chartex" xmlns:cx4="http://schemas.microsoft.com/office/drawing/2016/5/10/chartex" xmlns:cx5="http://schemas.microsoft.com/office/drawing/2016/5/11/chartex" xmlns:cx6="http://schemas.microsoft.com/office/drawing/2016/5/12/chartex" xmlns:cx7="http://schemas.microsoft.com/office/drawing/2016/5/13/chartex" xmlns:cx8="http://schemas.microsoft.com/office/drawing/2016/5/14/chartex" xmlns:mc="http://schemas.openxmlformats.org/markup-compatibility/2006" xmlns:aink="http://schemas.microsoft.com/office/drawing/2016/ink" xmlns:am3d="http://schemas.microsoft.com/office/drawing/2017/model3d" xmlns:o="urn:schemas-microsoft-com:office:office" xmlns:r="http://schemas.openxmlformats.org/officeDocument/2006/relationships" xmlns:m="http://schemas.openxmlformats.org/officeDocument/2006/math" xmlns:v="urn:schemas-microsoft-com:vml" xmlns:wp14="http://schemas.microsoft.com/office/word/2010/wordprocessingDrawing" xmlns:wp="http://schemas.openxmlformats.org/drawingml/2006/wordprocessingDrawing" xmlns:w10="urn:schemas-microsoft-com:office:word" xmlns:w="http://schemas.openxmlformats.org/wordprocessingml/2006/main" xmlns:w14="http://schemas.microsoft.com/office/word/2010/wordml" xmlns:w15="http://schemas.microsoft.com/office/word/2012/wordml" xmlns:w16cex="http://schemas.microsoft.com/office/word/2018/wordml/cex" xmlns:w16cid="http://schemas.microsoft.com/office/word/2016/wordml/cid" xmlns:w16="http://schemas.microsoft.com/office/word/2018/wordml" xmlns:w16sdtdh="http://schemas.microsoft.com/office/word/2020/wordml/sdtdatahash" xmlns:w16se="http://schemas.microsoft.com/office/word/2015/wordml/symex" xmlns:wpg="http://schemas.microsoft.com/office/word/2010/wordprocessingGroup" xmlns:wpi="http://schemas.microsoft.com/office/word/2010/wordprocessingInk" xmlns:wne="http://schemas.microsoft.com/office/word/2006/wordml" xmlns:wps="http://schemas.microsoft.com/office/word/2010/wordprocessingShape" mc:Ignorable="w14 w15 w16se w16cid w16 w16cex w16sdtdh wp14">
   <w:body>
     <w:p>
       <w:pPr>
@@ -273,21 +273,12 @@
           <w:b/>
         </w:rPr>
       </w:pPr>
-      <w:proofErr w:type="spellStart"/>
-      <w:r>
-        <w:rPr>
-          <w:rFonts w:ascii="Times New Roman" w:hAnsi="Times New Roman" w:cs="Times New Roman"/>
-          <w:b/>
-        </w:rPr>
-        <w:t>Тураносова</w:t>
-      </w:r>
-      <w:proofErr w:type="spellEnd"/>
-      <w:r>
-        <w:rPr>
-          <w:rFonts w:ascii="Times New Roman" w:hAnsi="Times New Roman" w:cs="Times New Roman"/>
-          <w:b/>
-        </w:rPr>
-        <w:t xml:space="preserve"> Константина Викторовича</w:t>
+      <w:r>
+        <w:rPr>
+          <w:rFonts w:ascii="Times New Roman" w:hAnsi="Times New Roman" w:cs="Times New Roman"/>
+          <w:b/>
+        </w:rPr>
+        <w:t>Тураносова Константина Викторовича</w:t>
       </w:r>
     </w:p>
     <w:p>
@@ -329,41 +320,22 @@
         <w:rPr>
           <w:rFonts w:ascii="Times New Roman" w:hAnsi="Times New Roman" w:cs="Times New Roman"/>
           <w:b/>
-          <w:highlight w:val="yellow"/>
         </w:rPr>
         <w:t>«</w:t>
       </w:r>
       <w:r>
         <w:rPr>
-          <w:rFonts w:ascii="Times New Roman" w:hAnsi="Times New Roman" w:cs="Times New Roman"/>
-          <w:b/>
-          <w:highlight w:val="yellow"/>
-        </w:rPr>
-        <w:t xml:space="preserve">Построение и применение композитных векторных представлений текста для </w:t>
-      </w:r>
-      <w:proofErr w:type="spellStart"/>
-      <w:r>
-        <w:rPr>
-          <w:rFonts w:ascii="Times New Roman" w:hAnsi="Times New Roman" w:cs="Times New Roman"/>
-          <w:b/>
-          <w:highlight w:val="yellow"/>
-        </w:rPr>
-        <w:t>многоклассовой</w:t>
-      </w:r>
-      <w:proofErr w:type="spellEnd"/>
-      <w:r>
-        <w:rPr>
-          <w:rFonts w:ascii="Times New Roman" w:hAnsi="Times New Roman" w:cs="Times New Roman"/>
-          <w:b/>
-          <w:highlight w:val="yellow"/>
-        </w:rPr>
-        <w:t xml:space="preserve"> классификации текстов</w:t>
-      </w:r>
-      <w:r>
-        <w:rPr>
-          <w:rFonts w:ascii="Times New Roman" w:hAnsi="Times New Roman" w:cs="Times New Roman"/>
-          <w:b/>
-          <w:highlight w:val="yellow"/>
+          <w:rFonts w:ascii="Times New Roman" w:eastAsia="Times New Roman" w:hAnsi="Times New Roman" w:cs="Times New Roman"/>
+          <w:bCs/>
+          <w:iCs/>
+          <w:lang w:eastAsia="ru-RU"/>
+        </w:rPr>
+        <w:t>Методы классификации текстовых документов на основе дообучения большой языковой модели</w:t>
+      </w:r>
+      <w:r>
+        <w:rPr>
+          <w:rFonts w:ascii="Times New Roman" w:hAnsi="Times New Roman" w:cs="Times New Roman"/>
+          <w:b/>
         </w:rPr>
         <w:t>»</w:t>
       </w:r>
@@ -450,57 +422,88 @@
     <w:p>
       <w:pPr>
         <w:ind w:right="-290"/>
+        <w:jc w:val="center"/>
+        <w:rPr>
+          <w:rFonts w:ascii="Times New Roman" w:hAnsi="Times New Roman" w:cs="Times New Roman"/>
+          <w:bCs/>
+          <w:u w:val="single"/>
+        </w:rPr>
+      </w:pPr>
+      <w:r>
+        <w:rPr>
+          <w:rFonts w:ascii="Times New Roman" w:hAnsi="Times New Roman" w:cs="Times New Roman"/>
+          <w:b/>
+        </w:rPr>
+        <w:t>Рецензент</w:t>
+      </w:r>
+      <w:r>
+        <w:rPr>
+          <w:rFonts w:ascii="Times New Roman" w:hAnsi="Times New Roman" w:cs="Times New Roman"/>
+          <w:b/>
+        </w:rPr>
+        <w:t xml:space="preserve">: </w:t>
+      </w:r>
+      <w:r>
+        <w:rPr>
+          <w:rFonts w:ascii="Times New Roman" w:hAnsi="Times New Roman" w:cs="Times New Roman"/>
+          <w:b/>
+        </w:rPr>
+        <w:t xml:space="preserve"> </w:t>
+      </w:r>
+      <w:r>
+        <w:rPr>
+          <w:rFonts w:ascii="Times New Roman" w:hAnsi="Times New Roman" w:cs="Times New Roman"/>
+          <w:bCs/>
+          <w:u w:val="single"/>
+        </w:rPr>
+        <w:t>Руководитель центра компетенций ИИ</w:t>
+      </w:r>
+      <w:r>
+        <w:rPr>
+          <w:rFonts w:ascii="Times New Roman" w:hAnsi="Times New Roman" w:cs="Times New Roman"/>
+          <w:bCs/>
+          <w:u w:val="single"/>
+          <w:lang w:val="en-US"/>
+        </w:rPr>
+        <w:t>,</w:t>
+      </w:r>
+      <w:r>
+        <w:rPr>
+          <w:rFonts w:ascii="Times New Roman" w:hAnsi="Times New Roman" w:cs="Times New Roman"/>
+          <w:bCs/>
+          <w:u w:val="single"/>
+        </w:rPr>
+        <w:t xml:space="preserve"> ПАО «Газпром нефть»</w:t>
+      </w:r>
+      <w:r>
+        <w:rPr>
+          <w:rFonts w:ascii="Times New Roman" w:hAnsi="Times New Roman" w:cs="Times New Roman"/>
+          <w:bCs/>
+          <w:u w:val="single"/>
+        </w:rPr>
+        <w:t>,</w:t>
+      </w:r>
+    </w:p>
+    <w:p>
+      <w:pPr>
+        <w:ind w:right="-290"/>
+        <w:jc w:val="center"/>
         <w:rPr>
           <w:rFonts w:ascii="Times New Roman" w:eastAsia="Times New Roman" w:hAnsi="Times New Roman" w:cs="Times New Roman"/>
           <w:bCs/>
           <w:i/>
           <w:sz w:val="20"/>
-          <w:lang w:eastAsia="ru-RU"/>
-        </w:rPr>
-      </w:pPr>
-      <w:r>
-        <w:rPr>
-          <w:rFonts w:ascii="Times New Roman" w:hAnsi="Times New Roman" w:cs="Times New Roman"/>
-          <w:b/>
-        </w:rPr>
-        <w:t>Рецензент</w:t>
-      </w:r>
-      <w:r>
-        <w:rPr>
-          <w:rFonts w:ascii="Times New Roman" w:hAnsi="Times New Roman" w:cs="Times New Roman"/>
-          <w:b/>
-        </w:rPr>
-        <w:t xml:space="preserve">: </w:t>
-      </w:r>
-      <w:r>
-        <w:rPr>
-          <w:rFonts w:ascii="Times New Roman" w:hAnsi="Times New Roman" w:cs="Times New Roman"/>
-          <w:b/>
-        </w:rPr>
-        <w:t xml:space="preserve"> </w:t>
-      </w:r>
-      <w:r>
-        <w:rPr>
-          <w:rFonts w:ascii="Times New Roman" w:hAnsi="Times New Roman" w:cs="Times New Roman"/>
-          <w:b/>
-        </w:rPr>
-        <w:t xml:space="preserve">Руководитель центра компетенций ИИ, </w:t>
-      </w:r>
-      <w:proofErr w:type="spellStart"/>
-      <w:r>
-        <w:rPr>
-          <w:rFonts w:ascii="Times New Roman" w:hAnsi="Times New Roman" w:cs="Times New Roman"/>
-          <w:b/>
-        </w:rPr>
-        <w:t>Котежеков</w:t>
-      </w:r>
-      <w:proofErr w:type="spellEnd"/>
-      <w:r>
-        <w:rPr>
-          <w:rFonts w:ascii="Times New Roman" w:hAnsi="Times New Roman" w:cs="Times New Roman"/>
-          <w:b/>
-        </w:rPr>
-        <w:t xml:space="preserve"> Виктор Сергеевич</w:t>
+          <w:u w:val="single"/>
+          <w:lang w:eastAsia="ru-RU"/>
+        </w:rPr>
+      </w:pPr>
+      <w:r>
+        <w:rPr>
+          <w:rFonts w:ascii="Times New Roman" w:hAnsi="Times New Roman" w:cs="Times New Roman"/>
+          <w:bCs/>
+          <w:u w:val="single"/>
+        </w:rPr>
+        <w:t>Котежеков Виктор Сергеевич</w:t>
       </w:r>
     </w:p>
     <w:p>
@@ -612,24 +615,6 @@
         <w:rPr>
           <w:rFonts w:ascii="Times New Roman" w:hAnsi="Times New Roman" w:cs="Times New Roman"/>
           <w:i/>
-        </w:rPr>
-      </w:pPr>
-    </w:p>
-    <w:p>
-      <w:pPr>
-        <w:ind w:right="-290"/>
-        <w:rPr>
-          <w:rFonts w:ascii="Times New Roman" w:hAnsi="Times New Roman" w:cs="Times New Roman"/>
-          <w:b/>
-        </w:rPr>
-      </w:pPr>
-    </w:p>
-    <w:p>
-      <w:pPr>
-        <w:ind w:right="-290"/>
-        <w:rPr>
-          <w:rFonts w:ascii="Times New Roman" w:hAnsi="Times New Roman" w:cs="Times New Roman"/>
-          <w:b/>
         </w:rPr>
       </w:pPr>
     </w:p>
@@ -707,6 +692,7 @@
           <w:iCs/>
           <w:lang w:eastAsia="ru-RU"/>
         </w:rPr>
+        <w:lastRenderedPageBreak/>
         <w:t>Выпускная квалификационная работа посвящена актуальной научно-технической задаче разработки методов классификации текстовых документов в условиях ограниченного и несбалансированного набора данных на основе параметрически эффективного дообучения больших языковых моделей. Актуальность темы обусловлена устойчивым ростом объёмов корпоративного документооборота, необходимостью автоматизации маршрутизации входящей деловой корреспонденции между структурными подразделениями организаций, а также трудностями применения классических алгоритмов классификации в условиях выраженного дисбаланса классов и малого числа размеченных примеров.</w:t>
       </w:r>
     </w:p>
@@ -753,177 +739,16 @@
           <w:iCs/>
           <w:lang w:eastAsia="ru-RU"/>
         </w:rPr>
-        <w:t xml:space="preserve">К основным результатам работы следует отнести разработку модульного программного </w:t>
-      </w:r>
-      <w:proofErr w:type="spellStart"/>
-      <w:r>
-        <w:rPr>
-          <w:rFonts w:ascii="Times New Roman" w:eastAsia="Times New Roman" w:hAnsi="Times New Roman" w:cs="Times New Roman"/>
-          <w:bCs/>
-          <w:iCs/>
-          <w:lang w:eastAsia="ru-RU"/>
-        </w:rPr>
-        <w:t>пайплайна</w:t>
-      </w:r>
-      <w:proofErr w:type="spellEnd"/>
-      <w:r>
-        <w:rPr>
-          <w:rFonts w:ascii="Times New Roman" w:eastAsia="Times New Roman" w:hAnsi="Times New Roman" w:cs="Times New Roman"/>
-          <w:bCs/>
-          <w:iCs/>
-          <w:lang w:eastAsia="ru-RU"/>
-        </w:rPr>
-        <w:t xml:space="preserve"> классификации текстовых документов, объединяющего этапы предварительной обработки и разведочного анализа корпуса, аугментации обучающей выборки, контекстного обучения языковых моделей и параметрически эффективного дообучения с последующей оценкой качества. В рамках </w:t>
-      </w:r>
-      <w:proofErr w:type="spellStart"/>
-      <w:r>
-        <w:rPr>
-          <w:rFonts w:ascii="Times New Roman" w:eastAsia="Times New Roman" w:hAnsi="Times New Roman" w:cs="Times New Roman"/>
-          <w:bCs/>
-          <w:iCs/>
-          <w:lang w:eastAsia="ru-RU"/>
-        </w:rPr>
-        <w:t>пайплайна</w:t>
-      </w:r>
-      <w:proofErr w:type="spellEnd"/>
-      <w:r>
-        <w:rPr>
-          <w:rFonts w:ascii="Times New Roman" w:eastAsia="Times New Roman" w:hAnsi="Times New Roman" w:cs="Times New Roman"/>
-          <w:bCs/>
-          <w:iCs/>
-          <w:lang w:eastAsia="ru-RU"/>
-        </w:rPr>
-        <w:t xml:space="preserve"> реализован комбинированный механизм аугментации текстовых данных, сочетающий три принципиально различных подхода: LLM-генерацию синтетических примеров, парафраз через большую языковую модель и обратный перевод с использованием модели NLLB-200. Автором также реализована двухуровневая система контроля качества </w:t>
-      </w:r>
-      <w:proofErr w:type="spellStart"/>
-      <w:r>
-        <w:rPr>
-          <w:rFonts w:ascii="Times New Roman" w:eastAsia="Times New Roman" w:hAnsi="Times New Roman" w:cs="Times New Roman"/>
-          <w:bCs/>
-          <w:iCs/>
-          <w:lang w:eastAsia="ru-RU"/>
-        </w:rPr>
-        <w:t>аугментированных</w:t>
-      </w:r>
-      <w:proofErr w:type="spellEnd"/>
-      <w:r>
-        <w:rPr>
-          <w:rFonts w:ascii="Times New Roman" w:eastAsia="Times New Roman" w:hAnsi="Times New Roman" w:cs="Times New Roman"/>
-          <w:bCs/>
-          <w:iCs/>
-          <w:lang w:eastAsia="ru-RU"/>
-        </w:rPr>
-        <w:t xml:space="preserve"> текстов, включающая последовательную цепочку из семи детерминированных фильтров и оценку семантического качества LLM-судьёй. Практический интерес представляют разработанная архитектура чекпоинтов с автоматическим откатом к предыдущему этапу, унифицированная конфигурационная схема с GPU-профилями и реализация маскирования NER-</w:t>
-      </w:r>
-      <w:proofErr w:type="spellStart"/>
-      <w:r>
-        <w:rPr>
-          <w:rFonts w:ascii="Times New Roman" w:eastAsia="Times New Roman" w:hAnsi="Times New Roman" w:cs="Times New Roman"/>
-          <w:bCs/>
-          <w:iCs/>
-          <w:lang w:eastAsia="ru-RU"/>
-        </w:rPr>
-        <w:t>плейсхолдеров</w:t>
-      </w:r>
-      <w:proofErr w:type="spellEnd"/>
-      <w:r>
-        <w:rPr>
-          <w:rFonts w:ascii="Times New Roman" w:eastAsia="Times New Roman" w:hAnsi="Times New Roman" w:cs="Times New Roman"/>
-          <w:bCs/>
-          <w:iCs/>
-          <w:lang w:eastAsia="ru-RU"/>
-        </w:rPr>
-        <w:t xml:space="preserve"> при обратном переводе. Значительным результатом является сравнительное исследование четырёх методов параметрически эффективного дообучения (</w:t>
-      </w:r>
-      <w:proofErr w:type="spellStart"/>
-      <w:r>
-        <w:rPr>
-          <w:rFonts w:ascii="Times New Roman" w:eastAsia="Times New Roman" w:hAnsi="Times New Roman" w:cs="Times New Roman"/>
-          <w:bCs/>
-          <w:iCs/>
-          <w:lang w:eastAsia="ru-RU"/>
-        </w:rPr>
-        <w:t>LoRA</w:t>
-      </w:r>
-      <w:proofErr w:type="spellEnd"/>
-      <w:r>
-        <w:rPr>
-          <w:rFonts w:ascii="Times New Roman" w:eastAsia="Times New Roman" w:hAnsi="Times New Roman" w:cs="Times New Roman"/>
-          <w:bCs/>
-          <w:iCs/>
-          <w:lang w:eastAsia="ru-RU"/>
-        </w:rPr>
-        <w:t xml:space="preserve">, </w:t>
-      </w:r>
-      <w:proofErr w:type="spellStart"/>
-      <w:r>
-        <w:rPr>
-          <w:rFonts w:ascii="Times New Roman" w:eastAsia="Times New Roman" w:hAnsi="Times New Roman" w:cs="Times New Roman"/>
-          <w:bCs/>
-          <w:iCs/>
-          <w:lang w:eastAsia="ru-RU"/>
-        </w:rPr>
-        <w:t>QLoRA</w:t>
-      </w:r>
-      <w:proofErr w:type="spellEnd"/>
-      <w:r>
-        <w:rPr>
-          <w:rFonts w:ascii="Times New Roman" w:eastAsia="Times New Roman" w:hAnsi="Times New Roman" w:cs="Times New Roman"/>
-          <w:bCs/>
-          <w:iCs/>
-          <w:lang w:eastAsia="ru-RU"/>
-        </w:rPr>
-        <w:t xml:space="preserve">, </w:t>
-      </w:r>
-      <w:proofErr w:type="spellStart"/>
-      <w:r>
-        <w:rPr>
-          <w:rFonts w:ascii="Times New Roman" w:eastAsia="Times New Roman" w:hAnsi="Times New Roman" w:cs="Times New Roman"/>
-          <w:bCs/>
-          <w:iCs/>
-          <w:lang w:eastAsia="ru-RU"/>
-        </w:rPr>
-        <w:t>AdaLoRA</w:t>
-      </w:r>
-      <w:proofErr w:type="spellEnd"/>
-      <w:r>
-        <w:rPr>
-          <w:rFonts w:ascii="Times New Roman" w:eastAsia="Times New Roman" w:hAnsi="Times New Roman" w:cs="Times New Roman"/>
-          <w:bCs/>
-          <w:iCs/>
-          <w:lang w:eastAsia="ru-RU"/>
-        </w:rPr>
-        <w:t xml:space="preserve">, </w:t>
-      </w:r>
-      <w:proofErr w:type="spellStart"/>
-      <w:r>
-        <w:rPr>
-          <w:rFonts w:ascii="Times New Roman" w:eastAsia="Times New Roman" w:hAnsi="Times New Roman" w:cs="Times New Roman"/>
-          <w:bCs/>
-          <w:iCs/>
-          <w:lang w:eastAsia="ru-RU"/>
-        </w:rPr>
-        <w:t>TinyLoRA</w:t>
-      </w:r>
-      <w:proofErr w:type="spellEnd"/>
-      <w:r>
-        <w:rPr>
-          <w:rFonts w:ascii="Times New Roman" w:eastAsia="Times New Roman" w:hAnsi="Times New Roman" w:cs="Times New Roman"/>
-          <w:bCs/>
-          <w:iCs/>
-          <w:lang w:eastAsia="ru-RU"/>
-        </w:rPr>
-        <w:t xml:space="preserve">) на восьми базовых русскоязычных и многоязычных языковых моделях с дополнительным изучением влияния взвешенной функции </w:t>
-      </w:r>
-      <w:proofErr w:type="spellStart"/>
-      <w:r>
-        <w:rPr>
-          <w:rFonts w:ascii="Times New Roman" w:eastAsia="Times New Roman" w:hAnsi="Times New Roman" w:cs="Times New Roman"/>
-          <w:bCs/>
-          <w:iCs/>
-          <w:lang w:eastAsia="ru-RU"/>
-        </w:rPr>
-        <w:t>потерь.</w:t>
+        <w:t>К основным результатам работы следует отнести разработку модульного программного пайплайна классификации текстовых документов, объединяющего этапы предварительной обработки и разведочного анализа корпуса, аугментации обучающей выборки, контекстного обучения языковых моделей и параметрически эффективного дообучения с последующей оценкой качества. В рамках пайплайна реализован комбинированный механизм аугментации текстовых данных, сочетающий три принципиально различных подхода: LLM-генерацию синтетических примеров, парафраз через большую языковую модель и обратный перевод. Автором также реализована двухуровневая система контроля качества аугментированных текстов, включающая последовательную цепочку из семи детерминированных фильтров и оценку семантического качества LLM-судьёй. Значительным результатом является сравнительное исследование четырёх методов параметрически эффективного дообучения (LoRA, QLoRA, AdaLoRA, TinyLoRA) на восьми базовых русскоязычных и многоязычных языковых моделях</w:t>
+      </w:r>
+      <w:r>
+        <w:rPr>
+          <w:rFonts w:ascii="Times New Roman" w:eastAsia="Times New Roman" w:hAnsi="Times New Roman" w:cs="Times New Roman"/>
+          <w:bCs/>
+          <w:iCs/>
+          <w:lang w:eastAsia="ru-RU"/>
+        </w:rPr>
+        <w:t>.</w:t>
       </w:r>
     </w:p>
     <w:p>
@@ -939,117 +764,33 @@
           <w:lang w:eastAsia="ru-RU"/>
         </w:rPr>
       </w:pPr>
-      <w:proofErr w:type="spellEnd"/>
-      <w:r>
-        <w:rPr>
-          <w:rFonts w:ascii="Times New Roman" w:eastAsia="Times New Roman" w:hAnsi="Times New Roman" w:cs="Times New Roman"/>
-          <w:bCs/>
-          <w:iCs/>
-          <w:lang w:eastAsia="ru-RU"/>
-        </w:rPr>
-        <w:t xml:space="preserve">В работе проведено систематическое тестирование разработанной системы: выполнен сравнительный анализ классических классификаторов на TF-IDF признаках, моделей </w:t>
-      </w:r>
-      <w:r>
-        <w:rPr>
-          <w:rFonts w:ascii="Times New Roman" w:eastAsia="Times New Roman" w:hAnsi="Times New Roman" w:cs="Times New Roman"/>
-          <w:bCs/>
-          <w:iCs/>
-          <w:lang w:eastAsia="ru-RU"/>
-        </w:rPr>
-        <w:lastRenderedPageBreak/>
-        <w:t xml:space="preserve">семейства </w:t>
-      </w:r>
-      <w:proofErr w:type="spellStart"/>
-      <w:r>
-        <w:rPr>
-          <w:rFonts w:ascii="Times New Roman" w:eastAsia="Times New Roman" w:hAnsi="Times New Roman" w:cs="Times New Roman"/>
-          <w:bCs/>
-          <w:iCs/>
-          <w:lang w:eastAsia="ru-RU"/>
-        </w:rPr>
-        <w:t>RuBERT</w:t>
-      </w:r>
-      <w:proofErr w:type="spellEnd"/>
-      <w:r>
-        <w:rPr>
-          <w:rFonts w:ascii="Times New Roman" w:eastAsia="Times New Roman" w:hAnsi="Times New Roman" w:cs="Times New Roman"/>
-          <w:bCs/>
-          <w:iCs/>
-          <w:lang w:eastAsia="ru-RU"/>
-        </w:rPr>
-        <w:t xml:space="preserve">, режимов </w:t>
-      </w:r>
-      <w:proofErr w:type="spellStart"/>
-      <w:r>
-        <w:rPr>
-          <w:rFonts w:ascii="Times New Roman" w:eastAsia="Times New Roman" w:hAnsi="Times New Roman" w:cs="Times New Roman"/>
-          <w:bCs/>
-          <w:iCs/>
-          <w:lang w:eastAsia="ru-RU"/>
-        </w:rPr>
-        <w:t>prompt-based</w:t>
-      </w:r>
-      <w:proofErr w:type="spellEnd"/>
-      <w:r>
-        <w:rPr>
-          <w:rFonts w:ascii="Times New Roman" w:eastAsia="Times New Roman" w:hAnsi="Times New Roman" w:cs="Times New Roman"/>
-          <w:bCs/>
-          <w:iCs/>
-          <w:lang w:eastAsia="ru-RU"/>
-        </w:rPr>
-        <w:t xml:space="preserve"> классификации и конфигураций PEFT-дообучения. Представленные результаты количественно подтверждают эффективность предложенного подхода: лучшая конфигурация RuadaptQwen3-32B с применением </w:t>
-      </w:r>
-      <w:proofErr w:type="spellStart"/>
-      <w:r>
-        <w:rPr>
-          <w:rFonts w:ascii="Times New Roman" w:eastAsia="Times New Roman" w:hAnsi="Times New Roman" w:cs="Times New Roman"/>
-          <w:bCs/>
-          <w:iCs/>
-          <w:lang w:eastAsia="ru-RU"/>
-        </w:rPr>
-        <w:t>QLoRA</w:t>
-      </w:r>
-      <w:proofErr w:type="spellEnd"/>
-      <w:r>
-        <w:rPr>
-          <w:rFonts w:ascii="Times New Roman" w:eastAsia="Times New Roman" w:hAnsi="Times New Roman" w:cs="Times New Roman"/>
-          <w:bCs/>
-          <w:iCs/>
-          <w:lang w:eastAsia="ru-RU"/>
-        </w:rPr>
-        <w:t xml:space="preserve"> превзошла лучший </w:t>
-      </w:r>
-      <w:proofErr w:type="spellStart"/>
-      <w:r>
-        <w:rPr>
-          <w:rFonts w:ascii="Times New Roman" w:eastAsia="Times New Roman" w:hAnsi="Times New Roman" w:cs="Times New Roman"/>
-          <w:bCs/>
-          <w:iCs/>
-          <w:lang w:eastAsia="ru-RU"/>
-        </w:rPr>
-        <w:t>baseline</w:t>
-      </w:r>
-      <w:proofErr w:type="spellEnd"/>
-      <w:r>
-        <w:rPr>
-          <w:rFonts w:ascii="Times New Roman" w:eastAsia="Times New Roman" w:hAnsi="Times New Roman" w:cs="Times New Roman"/>
-          <w:bCs/>
-          <w:iCs/>
-          <w:lang w:eastAsia="ru-RU"/>
-        </w:rPr>
-        <w:t xml:space="preserve"> более чем на 7 % по показателям </w:t>
-      </w:r>
-      <w:proofErr w:type="spellStart"/>
-      <w:r>
-        <w:rPr>
-          <w:rFonts w:ascii="Times New Roman" w:eastAsia="Times New Roman" w:hAnsi="Times New Roman" w:cs="Times New Roman"/>
-          <w:bCs/>
-          <w:iCs/>
-          <w:lang w:eastAsia="ru-RU"/>
-        </w:rPr>
-        <w:t>balanced</w:t>
-      </w:r>
-      <w:proofErr w:type="spellEnd"/>
+      <w:r>
+        <w:rPr>
+          <w:rFonts w:ascii="Times New Roman" w:eastAsia="Times New Roman" w:hAnsi="Times New Roman" w:cs="Times New Roman"/>
+          <w:bCs/>
+          <w:iCs/>
+          <w:lang w:eastAsia="ru-RU"/>
+        </w:rPr>
+        <w:t xml:space="preserve">В работе проведено систематическое тестирование разработанной системы: выполнен сравнительный анализ классических </w:t>
+      </w:r>
+      <w:r>
+        <w:rPr>
+          <w:rFonts w:ascii="Times New Roman" w:eastAsia="Times New Roman" w:hAnsi="Times New Roman" w:cs="Times New Roman"/>
+          <w:bCs/>
+          <w:iCs/>
+          <w:lang w:eastAsia="ru-RU"/>
+        </w:rPr>
+        <w:t>моделей</w:t>
+      </w:r>
+      <w:r>
+        <w:rPr>
+          <w:rFonts w:ascii="Times New Roman" w:eastAsia="Times New Roman" w:hAnsi="Times New Roman" w:cs="Times New Roman"/>
+          <w:bCs/>
+          <w:iCs/>
+          <w:lang w:eastAsia="ru-RU"/>
+        </w:rPr>
+        <w:t xml:space="preserve"> на TF-IDF признаках, моделей семейства RuBERT, режимов prompt-based классификации</w:t>
+      </w:r>
       <w:r>
         <w:rPr>
           <w:rFonts w:ascii="Times New Roman" w:eastAsia="Times New Roman" w:hAnsi="Times New Roman" w:cs="Times New Roman"/>
@@ -1059,45 +800,32 @@
         </w:rPr>
         <w:t xml:space="preserve"> </w:t>
       </w:r>
-      <w:proofErr w:type="spellStart"/>
-      <w:r>
-        <w:rPr>
-          <w:rFonts w:ascii="Times New Roman" w:eastAsia="Times New Roman" w:hAnsi="Times New Roman" w:cs="Times New Roman"/>
-          <w:bCs/>
-          <w:iCs/>
-          <w:lang w:eastAsia="ru-RU"/>
-        </w:rPr>
-        <w:t>accuracy</w:t>
-      </w:r>
-      <w:proofErr w:type="spellEnd"/>
-      <w:r>
-        <w:rPr>
-          <w:rFonts w:ascii="Times New Roman" w:eastAsia="Times New Roman" w:hAnsi="Times New Roman" w:cs="Times New Roman"/>
-          <w:bCs/>
-          <w:iCs/>
-          <w:lang w:eastAsia="ru-RU"/>
-        </w:rPr>
-        <w:t xml:space="preserve"> и </w:t>
-      </w:r>
-      <w:proofErr w:type="spellStart"/>
-      <w:r>
-        <w:rPr>
-          <w:rFonts w:ascii="Times New Roman" w:eastAsia="Times New Roman" w:hAnsi="Times New Roman" w:cs="Times New Roman"/>
-          <w:bCs/>
-          <w:iCs/>
-          <w:lang w:eastAsia="ru-RU"/>
-        </w:rPr>
-        <w:t>macro</w:t>
-      </w:r>
-      <w:proofErr w:type="spellEnd"/>
-      <w:r>
-        <w:rPr>
-          <w:rFonts w:ascii="Times New Roman" w:eastAsia="Times New Roman" w:hAnsi="Times New Roman" w:cs="Times New Roman"/>
-          <w:bCs/>
-          <w:iCs/>
-          <w:lang w:eastAsia="ru-RU"/>
-        </w:rPr>
-        <w:t xml:space="preserve"> F1. Полученные результаты свидетельствуют о достижении поставленной цели исследования и о достаточном уровне теоретической и практической подготовки автора.</w:t>
+      <w:r>
+        <w:rPr>
+          <w:rFonts w:ascii="Times New Roman" w:eastAsia="Times New Roman" w:hAnsi="Times New Roman" w:cs="Times New Roman"/>
+          <w:bCs/>
+          <w:iCs/>
+          <w:lang w:val="en-US" w:eastAsia="ru-RU"/>
+        </w:rPr>
+        <w:t>LLM</w:t>
+      </w:r>
+      <w:r>
+        <w:rPr>
+          <w:rFonts w:ascii="Times New Roman" w:eastAsia="Times New Roman" w:hAnsi="Times New Roman" w:cs="Times New Roman"/>
+          <w:bCs/>
+          <w:iCs/>
+          <w:lang w:eastAsia="ru-RU"/>
+        </w:rPr>
+        <w:t xml:space="preserve"> и конфигураций PEFT-дообучения. Представленные результаты количественно подтверждают эффективность предложенного подхода: лучшая конфигурация RuadaptQwen3-32B с применением QLoRA превзошла лучший baseline более чем на 7 % по показателям balanced accuracy и macro F1. Полученные результаты свидетельствуют о достижении поставленной цели исследования</w:t>
+      </w:r>
+      <w:r>
+        <w:rPr>
+          <w:rFonts w:ascii="Times New Roman" w:eastAsia="Times New Roman" w:hAnsi="Times New Roman" w:cs="Times New Roman"/>
+          <w:bCs/>
+          <w:iCs/>
+          <w:lang w:eastAsia="ru-RU"/>
+        </w:rPr>
+        <w:t>.</w:t>
       </w:r>
     </w:p>
     <w:p>
@@ -1120,47 +848,8 @@
           <w:iCs/>
           <w:lang w:eastAsia="ru-RU"/>
         </w:rPr>
-        <w:t xml:space="preserve">Вместе с тем работа не лишена отдельных недостатков. Подбор </w:t>
-      </w:r>
-      <w:proofErr w:type="spellStart"/>
-      <w:r>
-        <w:rPr>
-          <w:rFonts w:ascii="Times New Roman" w:eastAsia="Times New Roman" w:hAnsi="Times New Roman" w:cs="Times New Roman"/>
-          <w:bCs/>
-          <w:iCs/>
-          <w:lang w:eastAsia="ru-RU"/>
-        </w:rPr>
-        <w:t>гиперпараметров</w:t>
-      </w:r>
-      <w:proofErr w:type="spellEnd"/>
-      <w:r>
-        <w:rPr>
-          <w:rFonts w:ascii="Times New Roman" w:eastAsia="Times New Roman" w:hAnsi="Times New Roman" w:cs="Times New Roman"/>
-          <w:bCs/>
-          <w:iCs/>
-          <w:lang w:eastAsia="ru-RU"/>
-        </w:rPr>
-        <w:t xml:space="preserve"> PEFT-адаптеров (ранг адаптера, темп обучения, </w:t>
-      </w:r>
-      <w:proofErr w:type="spellStart"/>
-      <w:r>
-        <w:rPr>
-          <w:rFonts w:ascii="Times New Roman" w:eastAsia="Times New Roman" w:hAnsi="Times New Roman" w:cs="Times New Roman"/>
-          <w:bCs/>
-          <w:iCs/>
-          <w:lang w:eastAsia="ru-RU"/>
-        </w:rPr>
-        <w:t>dropout</w:t>
-      </w:r>
-      <w:proofErr w:type="spellEnd"/>
-      <w:r>
-        <w:rPr>
-          <w:rFonts w:ascii="Times New Roman" w:eastAsia="Times New Roman" w:hAnsi="Times New Roman" w:cs="Times New Roman"/>
-          <w:bCs/>
-          <w:iCs/>
-          <w:lang w:eastAsia="ru-RU"/>
-        </w:rPr>
-        <w:t>) выполнен вручную, без применения автоматических методов оптимизации, что ограничивает полноту исследования пространства возможных конфигураций. Кроме того, в реализованной системе контроля качества аугментации LLM-судьёй и моделью-генератором является одна и та же языковая модель (Qwen2.5-32B-Instruct-AWQ), что потенциально может приводить к положительному смещению оценок качества синтетических текстов.</w:t>
+        <w:lastRenderedPageBreak/>
+        <w:t>Вместе с тем работа не лишена отдельных недостатков. Подбор гиперпараметров PEFT-адаптеров выполнен вручную, без применения автоматических методов оптимизации, что ограничивает полноту исследования пространства возможных конфигураций. Кроме того, в реализованной системе контроля качества аугментации LLM-судьёй и моделью-генератором является одна и та же языковая модель (Qwen2.5-32B-Instruct-AWQ), что потенциально может приводить к положительному смещению оценок качества синтетических текстов.</w:t>
       </w:r>
     </w:p>
     <w:p>
@@ -1183,27 +872,7 @@
           <w:iCs/>
           <w:lang w:eastAsia="ru-RU"/>
         </w:rPr>
-        <w:t xml:space="preserve">Перспективными направлениями дальнейшего развития является апробация разработанного </w:t>
-      </w:r>
-      <w:proofErr w:type="spellStart"/>
-      <w:r>
-        <w:rPr>
-          <w:rFonts w:ascii="Times New Roman" w:eastAsia="Times New Roman" w:hAnsi="Times New Roman" w:cs="Times New Roman"/>
-          <w:bCs/>
-          <w:iCs/>
-          <w:lang w:eastAsia="ru-RU"/>
-        </w:rPr>
-        <w:t>пайплайна</w:t>
-      </w:r>
-      <w:proofErr w:type="spellEnd"/>
-      <w:r>
-        <w:rPr>
-          <w:rFonts w:ascii="Times New Roman" w:eastAsia="Times New Roman" w:hAnsi="Times New Roman" w:cs="Times New Roman"/>
-          <w:bCs/>
-          <w:iCs/>
-          <w:lang w:eastAsia="ru-RU"/>
-        </w:rPr>
-        <w:t xml:space="preserve"> на корпусах данных из других предметных областей с целью оценки его обобщающей способности, а также внедрение дообученной модели в корпоративную систему документооборота в режиме рекомендательного классификатора с накоплением обратной связи от операторов и регулярным переобучением модели на скорректированных предсказаниях.</w:t>
+        <w:t>Перспективными направлениями дальнейшего развития является апробация разработанного пайплайна на корпусах данных из других предметных областей с целью оценки его обобщающей способности, а также внедрение дообученной модели в корпоративную систему документооборота в режиме рекомендательного классификатора с накоплением обратной связи от операторов и регулярным переобучением модели на скорректированных предсказаниях.</w:t>
       </w:r>
     </w:p>
     <w:p>
@@ -1249,47 +918,34 @@
           <w:iCs/>
           <w:lang w:eastAsia="ru-RU"/>
         </w:rPr>
-        <w:t xml:space="preserve">Чем обусловлено превосходство метода </w:t>
-      </w:r>
-      <w:proofErr w:type="spellStart"/>
-      <w:r>
-        <w:rPr>
-          <w:rFonts w:ascii="Times New Roman" w:eastAsia="Times New Roman" w:hAnsi="Times New Roman" w:cs="Times New Roman"/>
-          <w:bCs/>
-          <w:iCs/>
-          <w:lang w:eastAsia="ru-RU"/>
-        </w:rPr>
-        <w:t>QLoRA</w:t>
-      </w:r>
-      <w:proofErr w:type="spellEnd"/>
-      <w:r>
-        <w:rPr>
-          <w:rFonts w:ascii="Times New Roman" w:eastAsia="Times New Roman" w:hAnsi="Times New Roman" w:cs="Times New Roman"/>
-          <w:bCs/>
-          <w:iCs/>
-          <w:lang w:eastAsia="ru-RU"/>
-        </w:rPr>
-        <w:t xml:space="preserve"> над обычным </w:t>
-      </w:r>
-      <w:proofErr w:type="spellStart"/>
-      <w:r>
-        <w:rPr>
-          <w:rFonts w:ascii="Times New Roman" w:eastAsia="Times New Roman" w:hAnsi="Times New Roman" w:cs="Times New Roman"/>
-          <w:bCs/>
-          <w:iCs/>
-          <w:lang w:eastAsia="ru-RU"/>
-        </w:rPr>
-        <w:t>LoRA</w:t>
-      </w:r>
-      <w:proofErr w:type="spellEnd"/>
-      <w:r>
-        <w:rPr>
-          <w:rFonts w:ascii="Times New Roman" w:eastAsia="Times New Roman" w:hAnsi="Times New Roman" w:cs="Times New Roman"/>
-          <w:bCs/>
-          <w:iCs/>
-          <w:lang w:eastAsia="ru-RU"/>
-        </w:rPr>
-        <w:t xml:space="preserve"> при дообучении больших языковых моделей в условиях рассмотренной задачи?</w:t>
+        <w:t>Чем обоснованы причины</w:t>
+      </w:r>
+      <w:r>
+        <w:rPr>
+          <w:rFonts w:ascii="Times New Roman" w:eastAsia="Times New Roman" w:hAnsi="Times New Roman" w:cs="Times New Roman"/>
+          <w:bCs/>
+          <w:iCs/>
+          <w:lang w:eastAsia="ru-RU"/>
+        </w:rPr>
+        <w:t xml:space="preserve"> превосходств</w:t>
+      </w:r>
+      <w:r>
+        <w:rPr>
+          <w:rFonts w:ascii="Times New Roman" w:eastAsia="Times New Roman" w:hAnsi="Times New Roman" w:cs="Times New Roman"/>
+          <w:bCs/>
+          <w:iCs/>
+          <w:lang w:eastAsia="ru-RU"/>
+        </w:rPr>
+        <w:t>а</w:t>
+      </w:r>
+      <w:r>
+        <w:rPr>
+          <w:rFonts w:ascii="Times New Roman" w:eastAsia="Times New Roman" w:hAnsi="Times New Roman" w:cs="Times New Roman"/>
+          <w:bCs/>
+          <w:iCs/>
+          <w:lang w:eastAsia="ru-RU"/>
+        </w:rPr>
+        <w:t xml:space="preserve"> метода QLoRA над обычным LoRA при дообучении больших языковых моделей в условиях рассмотренной задачи?</w:t>
       </w:r>
     </w:p>
     <w:p>
@@ -1335,47 +991,7 @@
           <w:iCs/>
           <w:lang w:eastAsia="ru-RU"/>
         </w:rPr>
-        <w:t>С какой целью в параметре </w:t>
-      </w:r>
-      <w:proofErr w:type="spellStart"/>
-      <w:r>
-        <w:rPr>
-          <w:rFonts w:ascii="Times New Roman" w:eastAsia="Times New Roman" w:hAnsi="Times New Roman" w:cs="Times New Roman"/>
-          <w:bCs/>
-          <w:iCs/>
-          <w:lang w:eastAsia="ru-RU"/>
-        </w:rPr>
-        <w:t>modules_to_save</w:t>
-      </w:r>
-      <w:proofErr w:type="spellEnd"/>
-      <w:r>
-        <w:rPr>
-          <w:rFonts w:ascii="Times New Roman" w:eastAsia="Times New Roman" w:hAnsi="Times New Roman" w:cs="Times New Roman"/>
-          <w:bCs/>
-          <w:iCs/>
-          <w:lang w:eastAsia="ru-RU"/>
-        </w:rPr>
-        <w:t> указан слой </w:t>
-      </w:r>
-      <w:proofErr w:type="spellStart"/>
-      <w:r>
-        <w:rPr>
-          <w:rFonts w:ascii="Times New Roman" w:eastAsia="Times New Roman" w:hAnsi="Times New Roman" w:cs="Times New Roman"/>
-          <w:bCs/>
-          <w:iCs/>
-          <w:lang w:eastAsia="ru-RU"/>
-        </w:rPr>
-        <w:t>score</w:t>
-      </w:r>
-      <w:proofErr w:type="spellEnd"/>
-      <w:r>
-        <w:rPr>
-          <w:rFonts w:ascii="Times New Roman" w:eastAsia="Times New Roman" w:hAnsi="Times New Roman" w:cs="Times New Roman"/>
-          <w:bCs/>
-          <w:iCs/>
-          <w:lang w:eastAsia="ru-RU"/>
-        </w:rPr>
-        <w:t> (классификационная голова), и почему этот слой выведен из-под заморозки в процессе обучения?</w:t>
+        <w:t>Чем обусловлена необходимость обучения классификационной головы модели наряду с PEFT-адаптером, и какие последствия имело бы её сохранение в замороженном состоянии?</w:t>
       </w:r>
     </w:p>
     <w:p>
@@ -1421,7 +1037,25 @@
           <w:iCs/>
           <w:lang w:eastAsia="ru-RU"/>
         </w:rPr>
-        <w:t>Считаю, что выпускная квалификационная работа соответствует требованиям, предъявляемым к выпускным квалификационным работам магистра, а поставленная цель исследования достигнута. Работа заслуживает оценки «отлично (А)», а автор работы — ФИО — заслуживает присвоения квалификации «магистр» по направлению подготовки 01.04.02 «Прикладная математика и информатика».</w:t>
+        <w:t xml:space="preserve">Считаю, что выпускная квалификационная работа соответствует требованиям, предъявляемым к выпускным квалификационным работам магистра, а поставленная цель исследования достигнута. Работа заслуживает оценки «отлично (А)», а автор работы — </w:t>
+      </w:r>
+      <w:r>
+        <w:rPr>
+          <w:rFonts w:ascii="Times New Roman" w:eastAsia="Times New Roman" w:hAnsi="Times New Roman" w:cs="Times New Roman"/>
+          <w:bCs/>
+          <w:iCs/>
+          <w:lang w:eastAsia="ru-RU"/>
+        </w:rPr>
+        <w:t>Тураносов Константин Викторович</w:t>
+      </w:r>
+      <w:r>
+        <w:rPr>
+          <w:rFonts w:ascii="Times New Roman" w:eastAsia="Times New Roman" w:hAnsi="Times New Roman" w:cs="Times New Roman"/>
+          <w:bCs/>
+          <w:iCs/>
+          <w:lang w:eastAsia="ru-RU"/>
+        </w:rPr>
+        <w:t>— заслуживает присвоения квалификации «магистр» по направлению подготовки 01.04.02 «Прикладная математика и информатика».</w:t>
       </w:r>
     </w:p>
     <w:p>
@@ -1468,408 +1102,6 @@
     </w:p>
     <w:p>
       <w:pPr>
-        <w:widowControl w:val="0"/>
-        <w:spacing w:line="360" w:lineRule="auto"/>
-        <w:ind w:right="-290" w:firstLine="708"/>
-        <w:jc w:val="both"/>
-        <w:rPr>
-          <w:rFonts w:ascii="Times New Roman" w:eastAsia="Times New Roman" w:hAnsi="Times New Roman" w:cs="Times New Roman"/>
-          <w:bCs/>
-          <w:iCs/>
-          <w:lang w:eastAsia="ru-RU"/>
-        </w:rPr>
-      </w:pPr>
-    </w:p>
-    <w:p>
-      <w:pPr>
-        <w:widowControl w:val="0"/>
-        <w:spacing w:line="360" w:lineRule="auto"/>
-        <w:ind w:right="-290" w:firstLine="708"/>
-        <w:jc w:val="both"/>
-        <w:rPr>
-          <w:rFonts w:ascii="Times New Roman" w:eastAsia="Times New Roman" w:hAnsi="Times New Roman" w:cs="Times New Roman"/>
-          <w:bCs/>
-          <w:iCs/>
-          <w:lang w:eastAsia="ru-RU"/>
-        </w:rPr>
-      </w:pPr>
-    </w:p>
-    <w:p>
-      <w:pPr>
-        <w:widowControl w:val="0"/>
-        <w:spacing w:line="360" w:lineRule="auto"/>
-        <w:ind w:right="-290" w:firstLine="708"/>
-        <w:jc w:val="both"/>
-        <w:rPr>
-          <w:rFonts w:ascii="Times New Roman" w:eastAsia="Times New Roman" w:hAnsi="Times New Roman" w:cs="Times New Roman"/>
-          <w:bCs/>
-          <w:iCs/>
-          <w:lang w:eastAsia="ru-RU"/>
-        </w:rPr>
-      </w:pPr>
-    </w:p>
-    <w:p>
-      <w:pPr>
-        <w:widowControl w:val="0"/>
-        <w:spacing w:line="360" w:lineRule="auto"/>
-        <w:ind w:right="-290" w:firstLine="708"/>
-        <w:jc w:val="both"/>
-        <w:rPr>
-          <w:rFonts w:ascii="Times New Roman" w:eastAsia="Times New Roman" w:hAnsi="Times New Roman" w:cs="Times New Roman"/>
-          <w:bCs/>
-          <w:iCs/>
-          <w:lang w:eastAsia="ru-RU"/>
-        </w:rPr>
-      </w:pPr>
-    </w:p>
-    <w:p>
-      <w:pPr>
-        <w:widowControl w:val="0"/>
-        <w:spacing w:line="360" w:lineRule="auto"/>
-        <w:ind w:right="-290" w:firstLine="708"/>
-        <w:jc w:val="both"/>
-        <w:rPr>
-          <w:rFonts w:ascii="Times New Roman" w:eastAsia="Times New Roman" w:hAnsi="Times New Roman" w:cs="Times New Roman"/>
-          <w:bCs/>
-          <w:iCs/>
-          <w:lang w:eastAsia="ru-RU"/>
-        </w:rPr>
-      </w:pPr>
-    </w:p>
-    <w:p>
-      <w:pPr>
-        <w:widowControl w:val="0"/>
-        <w:spacing w:line="360" w:lineRule="auto"/>
-        <w:ind w:right="-290" w:firstLine="708"/>
-        <w:jc w:val="both"/>
-        <w:rPr>
-          <w:rFonts w:ascii="Times New Roman" w:eastAsia="Times New Roman" w:hAnsi="Times New Roman" w:cs="Times New Roman"/>
-          <w:bCs/>
-          <w:iCs/>
-          <w:lang w:eastAsia="ru-RU"/>
-        </w:rPr>
-      </w:pPr>
-    </w:p>
-    <w:p>
-      <w:pPr>
-        <w:widowControl w:val="0"/>
-        <w:spacing w:line="360" w:lineRule="auto"/>
-        <w:ind w:right="-290" w:firstLine="708"/>
-        <w:jc w:val="both"/>
-        <w:rPr>
-          <w:rFonts w:ascii="Times New Roman" w:eastAsia="Times New Roman" w:hAnsi="Times New Roman" w:cs="Times New Roman"/>
-          <w:bCs/>
-          <w:iCs/>
-          <w:lang w:eastAsia="ru-RU"/>
-        </w:rPr>
-      </w:pPr>
-    </w:p>
-    <w:p>
-      <w:pPr>
-        <w:widowControl w:val="0"/>
-        <w:spacing w:line="360" w:lineRule="auto"/>
-        <w:ind w:right="-290" w:firstLine="708"/>
-        <w:jc w:val="both"/>
-        <w:rPr>
-          <w:rFonts w:ascii="Times New Roman" w:eastAsia="Times New Roman" w:hAnsi="Times New Roman" w:cs="Times New Roman"/>
-          <w:bCs/>
-          <w:iCs/>
-          <w:lang w:eastAsia="ru-RU"/>
-        </w:rPr>
-      </w:pPr>
-    </w:p>
-    <w:p>
-      <w:pPr>
-        <w:widowControl w:val="0"/>
-        <w:spacing w:line="360" w:lineRule="auto"/>
-        <w:ind w:right="-290" w:firstLine="708"/>
-        <w:jc w:val="both"/>
-        <w:rPr>
-          <w:rFonts w:ascii="Times New Roman" w:eastAsia="Times New Roman" w:hAnsi="Times New Roman" w:cs="Times New Roman"/>
-          <w:bCs/>
-          <w:iCs/>
-          <w:lang w:eastAsia="ru-RU"/>
-        </w:rPr>
-      </w:pPr>
-    </w:p>
-    <w:p>
-      <w:pPr>
-        <w:widowControl w:val="0"/>
-        <w:spacing w:line="360" w:lineRule="auto"/>
-        <w:ind w:right="-290" w:firstLine="708"/>
-        <w:jc w:val="both"/>
-        <w:rPr>
-          <w:rFonts w:ascii="Times New Roman" w:eastAsia="Times New Roman" w:hAnsi="Times New Roman" w:cs="Times New Roman"/>
-          <w:bCs/>
-          <w:iCs/>
-          <w:lang w:eastAsia="ru-RU"/>
-        </w:rPr>
-      </w:pPr>
-    </w:p>
-    <w:p>
-      <w:pPr>
-        <w:widowControl w:val="0"/>
-        <w:spacing w:line="360" w:lineRule="auto"/>
-        <w:ind w:right="-290" w:firstLine="708"/>
-        <w:jc w:val="both"/>
-        <w:rPr>
-          <w:rFonts w:ascii="Times New Roman" w:eastAsia="Times New Roman" w:hAnsi="Times New Roman" w:cs="Times New Roman"/>
-          <w:bCs/>
-          <w:iCs/>
-          <w:lang w:eastAsia="ru-RU"/>
-        </w:rPr>
-      </w:pPr>
-    </w:p>
-    <w:p>
-      <w:pPr>
-        <w:widowControl w:val="0"/>
-        <w:spacing w:line="360" w:lineRule="auto"/>
-        <w:ind w:right="-290" w:firstLine="708"/>
-        <w:jc w:val="both"/>
-        <w:rPr>
-          <w:rFonts w:ascii="Times New Roman" w:eastAsia="Times New Roman" w:hAnsi="Times New Roman" w:cs="Times New Roman"/>
-          <w:bCs/>
-          <w:iCs/>
-          <w:lang w:eastAsia="ru-RU"/>
-        </w:rPr>
-      </w:pPr>
-    </w:p>
-    <w:p>
-      <w:pPr>
-        <w:widowControl w:val="0"/>
-        <w:spacing w:line="360" w:lineRule="auto"/>
-        <w:ind w:right="-290" w:firstLine="708"/>
-        <w:jc w:val="both"/>
-        <w:rPr>
-          <w:rFonts w:ascii="Times New Roman" w:eastAsia="Times New Roman" w:hAnsi="Times New Roman" w:cs="Times New Roman"/>
-          <w:bCs/>
-          <w:iCs/>
-          <w:lang w:eastAsia="ru-RU"/>
-        </w:rPr>
-      </w:pPr>
-    </w:p>
-    <w:p>
-      <w:pPr>
-        <w:widowControl w:val="0"/>
-        <w:spacing w:line="360" w:lineRule="auto"/>
-        <w:ind w:right="-290" w:firstLine="708"/>
-        <w:jc w:val="both"/>
-        <w:rPr>
-          <w:rFonts w:ascii="Times New Roman" w:eastAsia="Times New Roman" w:hAnsi="Times New Roman" w:cs="Times New Roman"/>
-          <w:bCs/>
-          <w:iCs/>
-          <w:lang w:eastAsia="ru-RU"/>
-        </w:rPr>
-      </w:pPr>
-    </w:p>
-    <w:p>
-      <w:pPr>
-        <w:widowControl w:val="0"/>
-        <w:spacing w:line="360" w:lineRule="auto"/>
-        <w:ind w:right="-290" w:firstLine="708"/>
-        <w:jc w:val="both"/>
-        <w:rPr>
-          <w:rFonts w:ascii="Times New Roman" w:eastAsia="Times New Roman" w:hAnsi="Times New Roman" w:cs="Times New Roman"/>
-          <w:bCs/>
-          <w:iCs/>
-          <w:lang w:eastAsia="ru-RU"/>
-        </w:rPr>
-      </w:pPr>
-    </w:p>
-    <w:p>
-      <w:pPr>
-        <w:widowControl w:val="0"/>
-        <w:spacing w:line="360" w:lineRule="auto"/>
-        <w:ind w:right="-290" w:firstLine="708"/>
-        <w:jc w:val="both"/>
-        <w:rPr>
-          <w:rFonts w:ascii="Times New Roman" w:eastAsia="Times New Roman" w:hAnsi="Times New Roman" w:cs="Times New Roman"/>
-          <w:bCs/>
-          <w:iCs/>
-          <w:lang w:eastAsia="ru-RU"/>
-        </w:rPr>
-      </w:pPr>
-    </w:p>
-    <w:p>
-      <w:pPr>
-        <w:widowControl w:val="0"/>
-        <w:spacing w:line="360" w:lineRule="auto"/>
-        <w:ind w:right="-290" w:firstLine="708"/>
-        <w:jc w:val="both"/>
-        <w:rPr>
-          <w:rFonts w:ascii="Times New Roman" w:eastAsia="Times New Roman" w:hAnsi="Times New Roman" w:cs="Times New Roman"/>
-          <w:bCs/>
-          <w:iCs/>
-          <w:lang w:eastAsia="ru-RU"/>
-        </w:rPr>
-      </w:pPr>
-    </w:p>
-    <w:p>
-      <w:pPr>
-        <w:widowControl w:val="0"/>
-        <w:spacing w:line="360" w:lineRule="auto"/>
-        <w:ind w:right="-290" w:firstLine="708"/>
-        <w:jc w:val="both"/>
-        <w:rPr>
-          <w:rFonts w:ascii="Times New Roman" w:eastAsia="Times New Roman" w:hAnsi="Times New Roman" w:cs="Times New Roman"/>
-          <w:bCs/>
-          <w:iCs/>
-          <w:lang w:eastAsia="ru-RU"/>
-        </w:rPr>
-      </w:pPr>
-    </w:p>
-    <w:p>
-      <w:pPr>
-        <w:widowControl w:val="0"/>
-        <w:spacing w:line="360" w:lineRule="auto"/>
-        <w:ind w:right="-290" w:firstLine="708"/>
-        <w:jc w:val="both"/>
-        <w:rPr>
-          <w:rFonts w:ascii="Times New Roman" w:eastAsia="Times New Roman" w:hAnsi="Times New Roman" w:cs="Times New Roman"/>
-          <w:bCs/>
-          <w:iCs/>
-          <w:lang w:eastAsia="ru-RU"/>
-        </w:rPr>
-      </w:pPr>
-    </w:p>
-    <w:p>
-      <w:pPr>
-        <w:widowControl w:val="0"/>
-        <w:spacing w:line="360" w:lineRule="auto"/>
-        <w:ind w:right="-290" w:firstLine="708"/>
-        <w:jc w:val="both"/>
-        <w:rPr>
-          <w:rFonts w:ascii="Times New Roman" w:eastAsia="Times New Roman" w:hAnsi="Times New Roman" w:cs="Times New Roman"/>
-          <w:bCs/>
-          <w:iCs/>
-          <w:lang w:eastAsia="ru-RU"/>
-        </w:rPr>
-      </w:pPr>
-    </w:p>
-    <w:p>
-      <w:pPr>
-        <w:widowControl w:val="0"/>
-        <w:spacing w:line="360" w:lineRule="auto"/>
-        <w:ind w:right="-290" w:firstLine="708"/>
-        <w:jc w:val="both"/>
-        <w:rPr>
-          <w:rFonts w:ascii="Times New Roman" w:eastAsia="Times New Roman" w:hAnsi="Times New Roman" w:cs="Times New Roman"/>
-          <w:bCs/>
-          <w:iCs/>
-          <w:lang w:eastAsia="ru-RU"/>
-        </w:rPr>
-      </w:pPr>
-    </w:p>
-    <w:p>
-      <w:pPr>
-        <w:widowControl w:val="0"/>
-        <w:spacing w:line="360" w:lineRule="auto"/>
-        <w:ind w:right="-290" w:firstLine="708"/>
-        <w:jc w:val="both"/>
-        <w:rPr>
-          <w:rFonts w:ascii="Times New Roman" w:eastAsia="Times New Roman" w:hAnsi="Times New Roman" w:cs="Times New Roman"/>
-          <w:bCs/>
-          <w:iCs/>
-          <w:lang w:eastAsia="ru-RU"/>
-        </w:rPr>
-      </w:pPr>
-    </w:p>
-    <w:p>
-      <w:pPr>
-        <w:widowControl w:val="0"/>
-        <w:spacing w:line="360" w:lineRule="auto"/>
-        <w:ind w:right="-290" w:firstLine="708"/>
-        <w:jc w:val="both"/>
-        <w:rPr>
-          <w:rFonts w:ascii="Times New Roman" w:eastAsia="Times New Roman" w:hAnsi="Times New Roman" w:cs="Times New Roman"/>
-          <w:bCs/>
-          <w:iCs/>
-          <w:lang w:eastAsia="ru-RU"/>
-        </w:rPr>
-      </w:pPr>
-    </w:p>
-    <w:p>
-      <w:pPr>
-        <w:ind w:right="-290"/>
-        <w:jc w:val="both"/>
-        <w:rPr>
-          <w:rFonts w:ascii="Times New Roman" w:hAnsi="Times New Roman" w:cs="Times New Roman"/>
-          <w:b/>
-        </w:rPr>
-      </w:pPr>
-    </w:p>
-    <w:p>
-      <w:pPr>
-        <w:ind w:right="-290"/>
-        <w:jc w:val="both"/>
-        <w:rPr>
-          <w:rFonts w:ascii="Times New Roman" w:hAnsi="Times New Roman" w:cs="Times New Roman"/>
-          <w:b/>
-        </w:rPr>
-      </w:pPr>
-    </w:p>
-    <w:p>
-      <w:pPr>
-        <w:ind w:right="-290"/>
-        <w:jc w:val="both"/>
-        <w:rPr>
-          <w:rFonts w:ascii="Times New Roman" w:hAnsi="Times New Roman" w:cs="Times New Roman"/>
-          <w:b/>
-        </w:rPr>
-      </w:pPr>
-    </w:p>
-    <w:p>
-      <w:pPr>
-        <w:ind w:right="-290"/>
-        <w:jc w:val="both"/>
-        <w:rPr>
-          <w:rFonts w:ascii="Times New Roman" w:hAnsi="Times New Roman" w:cs="Times New Roman"/>
-          <w:b/>
-        </w:rPr>
-      </w:pPr>
-    </w:p>
-    <w:p>
-      <w:pPr>
-        <w:ind w:right="-290"/>
-        <w:jc w:val="both"/>
-        <w:rPr>
-          <w:rFonts w:ascii="Times New Roman" w:hAnsi="Times New Roman" w:cs="Times New Roman"/>
-          <w:b/>
-        </w:rPr>
-      </w:pPr>
-    </w:p>
-    <w:p>
-      <w:pPr>
-        <w:ind w:right="-290"/>
-        <w:jc w:val="both"/>
-        <w:rPr>
-          <w:rFonts w:ascii="Times New Roman" w:hAnsi="Times New Roman" w:cs="Times New Roman"/>
-          <w:b/>
-        </w:rPr>
-      </w:pPr>
-    </w:p>
-    <w:p>
-      <w:pPr>
-        <w:ind w:right="-290"/>
-        <w:jc w:val="both"/>
-        <w:rPr>
-          <w:rFonts w:ascii="Times New Roman" w:hAnsi="Times New Roman" w:cs="Times New Roman"/>
-          <w:b/>
-        </w:rPr>
-      </w:pPr>
-    </w:p>
-    <w:p>
-      <w:pPr>
-        <w:ind w:right="-290"/>
-        <w:jc w:val="both"/>
-        <w:rPr>
-          <w:rFonts w:ascii="Times New Roman" w:hAnsi="Times New Roman" w:cs="Times New Roman"/>
-          <w:b/>
-        </w:rPr>
-      </w:pPr>
-    </w:p>
-    <w:p>
-      <w:pPr>
         <w:ind w:right="-290"/>
         <w:jc w:val="both"/>
         <w:rPr>
@@ -2010,17 +1242,6 @@
         <w:t>(подпись, ФИО)</w:t>
       </w:r>
     </w:p>
-    <w:p>
-      <w:pPr>
-        <w:ind w:right="-290"/>
-        <w:jc w:val="both"/>
-        <w:rPr>
-          <w:rFonts w:ascii="Times New Roman" w:hAnsi="Times New Roman" w:cs="Times New Roman"/>
-          <w:b/>
-        </w:rPr>
-      </w:pPr>
-    </w:p>
-    <w:p/>
     <w:sectPr>
       <w:pgSz w:w="11900" w:h="16840"/>
       <w:pgMar w:top="1134" w:right="850" w:bottom="1134" w:left="1701" w:header="708" w:footer="708" w:gutter="0"/>
@@ -2032,7 +1253,7 @@
 </file>
 
 <file path=word/numbering.xml><?xml version="1.0" encoding="utf-8"?>
-<w:numbering xmlns:wpc="http://schemas.microsoft.com/office/word/2010/wordprocessingCanvas" xmlns:cx="http://schemas.microsoft.com/office/drawing/2014/chartex" xmlns:cx1="http://schemas.microsoft.com/office/drawing/2015/9/8/chartex" xmlns:cx2="http://schemas.microsoft.com/office/drawing/2015/10/21/chartex" xmlns:cx3="http://schemas.microsoft.com/office/drawing/2016/5/9/chartex" xmlns:cx4="http://schemas.microsoft.com/office/drawing/2016/5/10/chartex" xmlns:cx5="http://schemas.microsoft.com/office/drawing/2016/5/11/chartex" xmlns:cx6="http://schemas.microsoft.com/office/drawing/2016/5/12/chartex" xmlns:cx7="http://schemas.microsoft.com/office/drawing/2016/5/13/chartex" xmlns:cx8="http://schemas.microsoft.com/office/drawing/2016/5/14/chartex" xmlns:mc="http://schemas.openxmlformats.org/markup-compatibility/2006" xmlns:aink="http://schemas.microsoft.com/office/drawing/2016/ink" xmlns:am3d="http://schemas.microsoft.com/office/drawing/2017/model3d" xmlns:o="urn:schemas-microsoft-com:office:office" xmlns:oel="http://schemas.microsoft.com/office/2019/extlst" xmlns:r="http://schemas.openxmlformats.org/officeDocument/2006/relationships" xmlns:m="http://schemas.openxmlformats.org/officeDocument/2006/math" xmlns:v="urn:schemas-microsoft-com:vml" xmlns:wp14="http://schemas.microsoft.com/office/word/2010/wordprocessingDrawing" xmlns:wp="http://schemas.openxmlformats.org/drawingml/2006/wordprocessingDrawing" xmlns:w10="urn:schemas-microsoft-com:office:word" xmlns:w="http://schemas.openxmlformats.org/wordprocessingml/2006/main" xmlns:w14="http://schemas.microsoft.com/office/word/2010/wordml" xmlns:w15="http://schemas.microsoft.com/office/word/2012/wordml" xmlns:w16cex="http://schemas.microsoft.com/office/word/2018/wordml/cex" xmlns:w16cid="http://schemas.microsoft.com/office/word/2016/wordml/cid" xmlns:w16="http://schemas.microsoft.com/office/word/2018/wordml" xmlns:w16du="http://schemas.microsoft.com/office/word/2023/wordml/word16du" xmlns:w16sdtdh="http://schemas.microsoft.com/office/word/2020/wordml/sdtdatahash" xmlns:w16sdtfl="http://schemas.microsoft.com/office/word/2024/wordml/sdtformatlock" xmlns:w16se="http://schemas.microsoft.com/office/word/2015/wordml/symex" xmlns:wpg="http://schemas.microsoft.com/office/word/2010/wordprocessingGroup" xmlns:wpi="http://schemas.microsoft.com/office/word/2010/wordprocessingInk" xmlns:wne="http://schemas.microsoft.com/office/word/2006/wordml" xmlns:wps="http://schemas.microsoft.com/office/word/2010/wordprocessingShape" mc:Ignorable="w14 w15 w16se w16cid w16 w16cex w16sdtdh w16sdtfl w16du wp14">
+<w:numbering xmlns:wpc="http://schemas.microsoft.com/office/word/2010/wordprocessingCanvas" xmlns:cx="http://schemas.microsoft.com/office/drawing/2014/chartex" xmlns:cx1="http://schemas.microsoft.com/office/drawing/2015/9/8/chartex" xmlns:cx2="http://schemas.microsoft.com/office/drawing/2015/10/21/chartex" xmlns:cx3="http://schemas.microsoft.com/office/drawing/2016/5/9/chartex" xmlns:cx4="http://schemas.microsoft.com/office/drawing/2016/5/10/chartex" xmlns:cx5="http://schemas.microsoft.com/office/drawing/2016/5/11/chartex" xmlns:cx6="http://schemas.microsoft.com/office/drawing/2016/5/12/chartex" xmlns:cx7="http://schemas.microsoft.com/office/drawing/2016/5/13/chartex" xmlns:cx8="http://schemas.microsoft.com/office/drawing/2016/5/14/chartex" xmlns:mc="http://schemas.openxmlformats.org/markup-compatibility/2006" xmlns:aink="http://schemas.microsoft.com/office/drawing/2016/ink" xmlns:am3d="http://schemas.microsoft.com/office/drawing/2017/model3d" xmlns:o="urn:schemas-microsoft-com:office:office" xmlns:r="http://schemas.openxmlformats.org/officeDocument/2006/relationships" xmlns:m="http://schemas.openxmlformats.org/officeDocument/2006/math" xmlns:v="urn:schemas-microsoft-com:vml" xmlns:wp14="http://schemas.microsoft.com/office/word/2010/wordprocessingDrawing" xmlns:wp="http://schemas.openxmlformats.org/drawingml/2006/wordprocessingDrawing" xmlns:w10="urn:schemas-microsoft-com:office:word" xmlns:w="http://schemas.openxmlformats.org/wordprocessingml/2006/main" xmlns:w14="http://schemas.microsoft.com/office/word/2010/wordml" xmlns:w15="http://schemas.microsoft.com/office/word/2012/wordml" xmlns:w16cex="http://schemas.microsoft.com/office/word/2018/wordml/cex" xmlns:w16cid="http://schemas.microsoft.com/office/word/2016/wordml/cid" xmlns:w16="http://schemas.microsoft.com/office/word/2018/wordml" xmlns:w16sdtdh="http://schemas.microsoft.com/office/word/2020/wordml/sdtdatahash" xmlns:w16se="http://schemas.microsoft.com/office/word/2015/wordml/symex" xmlns:wpg="http://schemas.microsoft.com/office/word/2010/wordprocessingGroup" xmlns:wpi="http://schemas.microsoft.com/office/word/2010/wordprocessingInk" xmlns:wne="http://schemas.microsoft.com/office/word/2006/wordml" xmlns:wps="http://schemas.microsoft.com/office/word/2010/wordprocessingShape" mc:Ignorable="w14 w15 w16se w16cid w16 w16cex w16sdtdh wp14">
   <w:abstractNum w:abstractNumId="0" w15:restartNumberingAfterBreak="0">
     <w:nsid w:val="07434744"/>
     <w:multiLevelType w:val="hybridMultilevel"/>
@@ -2372,20 +1593,20 @@
       </w:pPr>
     </w:lvl>
   </w:abstractNum>
-  <w:num w:numId="1" w16cid:durableId="1335107730">
+  <w:num w:numId="1">
     <w:abstractNumId w:val="0"/>
   </w:num>
-  <w:num w:numId="2" w16cid:durableId="1711147044">
+  <w:num w:numId="2">
     <w:abstractNumId w:val="1"/>
   </w:num>
-  <w:num w:numId="3" w16cid:durableId="1684428442">
+  <w:num w:numId="3">
     <w:abstractNumId w:val="2"/>
   </w:num>
 </w:numbering>
 </file>
 
 <file path=word/styles.xml><?xml version="1.0" encoding="utf-8"?>
-<w:styles xmlns:mc="http://schemas.openxmlformats.org/markup-compatibility/2006" xmlns:r="http://schemas.openxmlformats.org/officeDocument/2006/relationships" xmlns:w="http://schemas.openxmlformats.org/wordprocessingml/2006/main" xmlns:w14="http://schemas.microsoft.com/office/word/2010/wordml" xmlns:w15="http://schemas.microsoft.com/office/word/2012/wordml" xmlns:w16cex="http://schemas.microsoft.com/office/word/2018/wordml/cex" xmlns:w16cid="http://schemas.microsoft.com/office/word/2016/wordml/cid" xmlns:w16="http://schemas.microsoft.com/office/word/2018/wordml" xmlns:w16du="http://schemas.microsoft.com/office/word/2023/wordml/word16du" xmlns:w16sdtdh="http://schemas.microsoft.com/office/word/2020/wordml/sdtdatahash" xmlns:w16sdtfl="http://schemas.microsoft.com/office/word/2024/wordml/sdtformatlock" xmlns:w16se="http://schemas.microsoft.com/office/word/2015/wordml/symex" mc:Ignorable="w14 w15 w16se w16cid w16 w16cex w16sdtdh w16sdtfl w16du">
+<w:styles xmlns:mc="http://schemas.openxmlformats.org/markup-compatibility/2006" xmlns:r="http://schemas.openxmlformats.org/officeDocument/2006/relationships" xmlns:w="http://schemas.openxmlformats.org/wordprocessingml/2006/main" xmlns:w14="http://schemas.microsoft.com/office/word/2010/wordml" xmlns:w15="http://schemas.microsoft.com/office/word/2012/wordml" xmlns:w16cex="http://schemas.microsoft.com/office/word/2018/wordml/cex" xmlns:w16cid="http://schemas.microsoft.com/office/word/2016/wordml/cid" xmlns:w16="http://schemas.microsoft.com/office/word/2018/wordml" xmlns:w16sdtdh="http://schemas.microsoft.com/office/word/2020/wordml/sdtdatahash" xmlns:w16se="http://schemas.microsoft.com/office/word/2015/wordml/symex" mc:Ignorable="w14 w15 w16se w16cid w16 w16cex w16sdtdh">
   <w:docDefaults>
     <w:rPrDefault>
       <w:rPr>
